--- a/deliverables/ethics/AQP_Ethics_Amendment_Summary_v1.docx
+++ b/deliverables/ethics/AQP_Ethics_Amendment_Summary_v1.docx
@@ -48,7 +48,7 @@
         <w:rPr>
           <w:rFonts w:ascii="Calibri" w:hAnsi="Calibri"/>
         </w:rPr>
-        <w:br/>
+        <w:t xml:space="preserve"> </w:t>
       </w:r>
       <w:r>
         <w:rPr>
@@ -74,7 +74,7 @@
         <w:rPr>
           <w:rFonts w:ascii="Calibri" w:hAnsi="Calibri"/>
         </w:rPr>
-        <w:br/>
+        <w:t xml:space="preserve"> </w:t>
       </w:r>
       <w:r>
         <w:rPr>
@@ -100,7 +100,7 @@
         <w:rPr>
           <w:rFonts w:ascii="Calibri" w:hAnsi="Calibri"/>
         </w:rPr>
-        <w:br/>
+        <w:t xml:space="preserve"> </w:t>
       </w:r>
       <w:r>
         <w:rPr>
@@ -144,7 +144,7 @@
         <w:rPr>
           <w:rFonts w:ascii="Calibri" w:hAnsi="Calibri"/>
         </w:rPr>
-        <w:br/>
+        <w:t xml:space="preserve"> </w:t>
       </w:r>
       <w:r>
         <w:rPr>
@@ -820,19 +820,43 @@
         <w:rPr>
           <w:rFonts w:ascii="Calibri" w:hAnsi="Calibri"/>
         </w:rPr>
-        <w:t xml:space="preserve">With separate active consent, the study window and session audio are recorded</w:t>
-      </w:r>
-      <w:r>
-        <w:rPr>
-          <w:rFonts w:ascii="Calibri" w:hAnsi="Calibri"/>
-        </w:rPr>
-        <w:t xml:space="preserve"> </w:t>
-      </w:r>
-      <w:r>
-        <w:rPr>
-          <w:rFonts w:ascii="Calibri" w:hAnsi="Calibri"/>
-        </w:rPr>
-        <w:t xml:space="preserve">only to code task time, assists and errors. A recording made on a participant's</w:t>
+        <w:t xml:space="preserve">Active consent to study-window and session-audio recording is required for this</w:t>
+      </w:r>
+      <w:r>
+        <w:rPr>
+          <w:rFonts w:ascii="Calibri" w:hAnsi="Calibri"/>
+        </w:rPr>
+        <w:t xml:space="preserve"> </w:t>
+      </w:r>
+      <w:r>
+        <w:rPr>
+          <w:rFonts w:ascii="Calibri" w:hAnsi="Calibri"/>
+        </w:rPr>
+        <w:t xml:space="preserve">observed study because the recording is needed to code task time, assists and errors</w:t>
+      </w:r>
+      <w:r>
+        <w:rPr>
+          <w:rFonts w:ascii="Calibri" w:hAnsi="Calibri"/>
+        </w:rPr>
+        <w:t xml:space="preserve"> </w:t>
+      </w:r>
+      <w:r>
+        <w:rPr>
+          <w:rFonts w:ascii="Calibri" w:hAnsi="Calibri"/>
+        </w:rPr>
+        <w:t xml:space="preserve">and for the planned independent check. A person may decline without penalty; they</w:t>
+      </w:r>
+      <w:r>
+        <w:rPr>
+          <w:rFonts w:ascii="Calibri" w:hAnsi="Calibri"/>
+        </w:rPr>
+        <w:t xml:space="preserve"> </w:t>
+      </w:r>
+      <w:r>
+        <w:rPr>
+          <w:rFonts w:ascii="Calibri" w:hAnsi="Calibri"/>
+        </w:rPr>
+        <w:t xml:space="preserve">will then not take part in the recorded study. A recording made on a participant's</w:t>
       </w:r>
       <w:r>
         <w:rPr>
@@ -880,7 +904,19 @@
         <w:rPr>
           <w:rFonts w:ascii="Calibri" w:hAnsi="Calibri"/>
         </w:rPr>
-        <w:t xml:space="preserve">pause or stop recording at any time, but the risk cannot be eliminated entirely.</w:t>
+        <w:t xml:space="preserve">ask to pause the task and recording or stop the session at any time, but the privacy</w:t>
+      </w:r>
+      <w:r>
+        <w:rPr>
+          <w:rFonts w:ascii="Calibri" w:hAnsi="Calibri"/>
+        </w:rPr>
+        <w:t xml:space="preserve"> </w:t>
+      </w:r>
+      <w:r>
+        <w:rPr>
+          <w:rFonts w:ascii="Calibri" w:hAnsi="Calibri"/>
+        </w:rPr>
+        <w:t xml:space="preserve">risk cannot be eliminated entirely.</w:t>
       </w:r>
     </w:p>
     <w:p>
@@ -1378,7 +1414,7 @@
         <w:rPr>
           <w:rFonts w:ascii="Calibri" w:hAnsi="Calibri"/>
         </w:rPr>
-        <w:t xml:space="preserve">Observed Researcher Study Protocol v1.0.</w:t>
+        <w:t xml:space="preserve">Official UCL Amendment Form/subform for the route named in the original approval.</w:t>
       </w:r>
     </w:p>
     <w:p>
@@ -1395,7 +1431,7 @@
         <w:rPr>
           <w:rFonts w:ascii="Calibri" w:hAnsi="Calibri"/>
         </w:rPr>
-        <w:t xml:space="preserve">Participant Information Sheet v1.0.</w:t>
+        <w:t xml:space="preserve">Updated original ethics application with changes marked, if required by that route.</w:t>
       </w:r>
     </w:p>
     <w:p>
@@ -1412,7 +1448,7 @@
         <w:rPr>
           <w:rFonts w:ascii="Calibri" w:hAnsi="Calibri"/>
         </w:rPr>
-        <w:t xml:space="preserve">Consent Form v1.0.</w:t>
+        <w:t xml:space="preserve">Observed Researcher Study Protocol v1.0.</w:t>
       </w:r>
     </w:p>
     <w:p>
@@ -1429,7 +1465,7 @@
         <w:rPr>
           <w:rFonts w:ascii="Calibri" w:hAnsi="Calibri"/>
         </w:rPr>
-        <w:t xml:space="preserve">Project Risk Assessment v1.0.</w:t>
+        <w:t xml:space="preserve">Participant Information Sheet v1.0.</w:t>
       </w:r>
     </w:p>
     <w:p>
@@ -1446,6 +1482,142 @@
         <w:rPr>
           <w:rFonts w:ascii="Calibri" w:hAnsi="Calibri"/>
         </w:rPr>
+        <w:t xml:space="preserve">Consent Form v1.0.</w:t>
+      </w:r>
+    </w:p>
+    <w:p>
+      <w:pPr>
+        <w:numPr>
+          <w:ilvl w:val="0"/>
+          <w:numId w:val="1004"/>
+        </w:numPr>
+        <w:pStyle w:val="Compact"/>
+        <w:spacing w:after="160" w:line="280" w:lineRule="auto"/>
+        <w:ind w:left="720" w:hanging="360"/>
+      </w:pPr>
+      <w:r>
+        <w:rPr>
+          <w:rFonts w:ascii="Calibri" w:hAnsi="Calibri"/>
+        </w:rPr>
+        <w:t xml:space="preserve">Recruitment Invitation v1.0.</w:t>
+      </w:r>
+    </w:p>
+    <w:p>
+      <w:pPr>
+        <w:numPr>
+          <w:ilvl w:val="0"/>
+          <w:numId w:val="1004"/>
+        </w:numPr>
+        <w:pStyle w:val="Compact"/>
+        <w:spacing w:after="160" w:line="280" w:lineRule="auto"/>
+        <w:ind w:left="720" w:hanging="360"/>
+      </w:pPr>
+      <w:r>
+        <w:rPr>
+          <w:rFonts w:ascii="Calibri" w:hAnsi="Calibri"/>
+        </w:rPr>
+        <w:t xml:space="preserve">Eligibility Screener v1.0.</w:t>
+      </w:r>
+    </w:p>
+    <w:p>
+      <w:pPr>
+        <w:numPr>
+          <w:ilvl w:val="0"/>
+          <w:numId w:val="1004"/>
+        </w:numPr>
+        <w:pStyle w:val="Compact"/>
+        <w:spacing w:after="160" w:line="280" w:lineRule="auto"/>
+        <w:ind w:left="720" w:hanging="360"/>
+      </w:pPr>
+      <w:r>
+        <w:rPr>
+          <w:rFonts w:ascii="Calibri" w:hAnsi="Calibri"/>
+        </w:rPr>
+        <w:t xml:space="preserve">Researcher Task Sheet v1.0.</w:t>
+      </w:r>
+    </w:p>
+    <w:p>
+      <w:pPr>
+        <w:numPr>
+          <w:ilvl w:val="0"/>
+          <w:numId w:val="1004"/>
+        </w:numPr>
+        <w:pStyle w:val="Compact"/>
+        <w:spacing w:after="160" w:line="280" w:lineRule="auto"/>
+        <w:ind w:left="720" w:hanging="360"/>
+      </w:pPr>
+      <w:r>
+        <w:rPr>
+          <w:rFonts w:ascii="Calibri" w:hAnsi="Calibri"/>
+        </w:rPr>
+        <w:t xml:space="preserve">Observer Coding Sheet v1.0.</w:t>
+      </w:r>
+    </w:p>
+    <w:p>
+      <w:pPr>
+        <w:numPr>
+          <w:ilvl w:val="0"/>
+          <w:numId w:val="1004"/>
+        </w:numPr>
+        <w:pStyle w:val="Compact"/>
+        <w:spacing w:after="160" w:line="280" w:lineRule="auto"/>
+        <w:ind w:left="720" w:hanging="360"/>
+      </w:pPr>
+      <w:r>
+        <w:rPr>
+          <w:rFonts w:ascii="Calibri" w:hAnsi="Calibri"/>
+        </w:rPr>
+        <w:t xml:space="preserve">Debrief Sheet v1.0.</w:t>
+      </w:r>
+    </w:p>
+    <w:p>
+      <w:pPr>
+        <w:numPr>
+          <w:ilvl w:val="0"/>
+          <w:numId w:val="1004"/>
+        </w:numPr>
+        <w:pStyle w:val="Compact"/>
+        <w:spacing w:after="160" w:line="280" w:lineRule="auto"/>
+        <w:ind w:left="720" w:hanging="360"/>
+      </w:pPr>
+      <w:r>
+        <w:rPr>
+          <w:rFonts w:ascii="Calibri" w:hAnsi="Calibri"/>
+        </w:rPr>
+        <w:t xml:space="preserve">Second-Coder Agreement Sheet v1.0.</w:t>
+      </w:r>
+    </w:p>
+    <w:p>
+      <w:pPr>
+        <w:numPr>
+          <w:ilvl w:val="0"/>
+          <w:numId w:val="1004"/>
+        </w:numPr>
+        <w:pStyle w:val="Compact"/>
+        <w:spacing w:after="160" w:line="280" w:lineRule="auto"/>
+        <w:ind w:left="720" w:hanging="360"/>
+      </w:pPr>
+      <w:r>
+        <w:rPr>
+          <w:rFonts w:ascii="Calibri" w:hAnsi="Calibri"/>
+        </w:rPr>
+        <w:t xml:space="preserve">Project Risk Assessment v1.0.</w:t>
+      </w:r>
+    </w:p>
+    <w:p>
+      <w:pPr>
+        <w:numPr>
+          <w:ilvl w:val="0"/>
+          <w:numId w:val="1004"/>
+        </w:numPr>
+        <w:pStyle w:val="Compact"/>
+        <w:spacing w:after="160" w:line="280" w:lineRule="auto"/>
+        <w:ind w:left="720" w:hanging="360"/>
+      </w:pPr>
+      <w:r>
+        <w:rPr>
+          <w:rFonts w:ascii="Calibri" w:hAnsi="Calibri"/>
+        </w:rPr>
         <w:t xml:space="preserve">GDPR-compliant subject receipt form v1.0, marked not in use because no payment</w:t>
       </w:r>
       <w:r>
@@ -1484,43 +1656,67 @@
         <w:rPr>
           <w:rFonts w:ascii="Calibri" w:hAnsi="Calibri"/>
         </w:rPr>
-        <w:t xml:space="preserve">Before sending the amendment, enter the existing ethics approval ID and the name</w:t>
-      </w:r>
-      <w:r>
-        <w:rPr>
-          <w:rFonts w:ascii="Calibri" w:hAnsi="Calibri"/>
-        </w:rPr>
-        <w:t xml:space="preserve"> </w:t>
-      </w:r>
-      <w:r>
-        <w:rPr>
-          <w:rFonts w:ascii="Calibri" w:hAnsi="Calibri"/>
-        </w:rPr>
-        <w:t xml:space="preserve">and UCL role of the independent second coder. Confirm that the supervisor has an</w:t>
-      </w:r>
-      <w:r>
-        <w:rPr>
-          <w:rFonts w:ascii="Calibri" w:hAnsi="Calibri"/>
-        </w:rPr>
-        <w:t xml:space="preserve"> </w:t>
-      </w:r>
-      <w:r>
-        <w:rPr>
-          <w:rFonts w:ascii="Calibri" w:hAnsi="Calibri"/>
-        </w:rPr>
-        <w:t xml:space="preserve">active RDSS project folder for the recordings. No other bracketed study fields</w:t>
-      </w:r>
-      <w:r>
-        <w:rPr>
-          <w:rFonts w:ascii="Calibri" w:hAnsi="Calibri"/>
-        </w:rPr>
-        <w:t xml:space="preserve"> </w:t>
-      </w:r>
-      <w:r>
-        <w:rPr>
-          <w:rFonts w:ascii="Calibri" w:hAnsi="Calibri"/>
-        </w:rPr>
-        <w:t xml:space="preserve">remain in the participant-facing documents.</w:t>
+        <w:t xml:space="preserve">Before sending the amendment: identify the original approval route; enter the</w:t>
+      </w:r>
+      <w:r>
+        <w:rPr>
+          <w:rFonts w:ascii="Calibri" w:hAnsi="Calibri"/>
+        </w:rPr>
+        <w:t xml:space="preserve"> </w:t>
+      </w:r>
+      <w:r>
+        <w:rPr>
+          <w:rFonts w:ascii="Calibri" w:hAnsi="Calibri"/>
+        </w:rPr>
+        <w:t xml:space="preserve">approval ID and approved project title; attach the approval letter and required</w:t>
+      </w:r>
+      <w:r>
+        <w:rPr>
+          <w:rFonts w:ascii="Calibri" w:hAnsi="Calibri"/>
+        </w:rPr>
+        <w:t xml:space="preserve"> </w:t>
+      </w:r>
+      <w:r>
+        <w:rPr>
+          <w:rFonts w:ascii="Calibri" w:hAnsi="Calibri"/>
+        </w:rPr>
+        <w:t xml:space="preserve">official amendment form/subform; name the independent second coder and UCL role;</w:t>
+      </w:r>
+      <w:r>
+        <w:rPr>
+          <w:rFonts w:ascii="Calibri" w:hAnsi="Calibri"/>
+        </w:rPr>
+        <w:t xml:space="preserve"> </w:t>
+      </w:r>
+      <w:r>
+        <w:rPr>
+          <w:rFonts w:ascii="Calibri" w:hAnsi="Calibri"/>
+        </w:rPr>
+        <w:t xml:space="preserve">record the recruitment route; and confirm the exact active RDSS project folder,</w:t>
+      </w:r>
+      <w:r>
+        <w:rPr>
+          <w:rFonts w:ascii="Calibri" w:hAnsi="Calibri"/>
+        </w:rPr>
+        <w:t xml:space="preserve"> </w:t>
+      </w:r>
+      <w:r>
+        <w:rPr>
+          <w:rFonts w:ascii="Calibri" w:hAnsi="Calibri"/>
+        </w:rPr>
+        <w:t xml:space="preserve">access list and retention periods against the original approval. Obtain the</w:t>
+      </w:r>
+      <w:r>
+        <w:rPr>
+          <w:rFonts w:ascii="Calibri" w:hAnsi="Calibri"/>
+        </w:rPr>
+        <w:t xml:space="preserve"> </w:t>
+      </w:r>
+      <w:r>
+        <w:rPr>
+          <w:rFonts w:ascii="Calibri" w:hAnsi="Calibri"/>
+        </w:rPr>
+        <w:t xml:space="preserve">required declarations/signatures. Do not replace these gates with guessed values.</w:t>
       </w:r>
     </w:p>
     <w:bookmarkEnd w:id="29"/>
